--- a/docs/files/Rules_of_Procedure_for_the_Board_of_Directors__Policy_2026-10.docx
+++ b/docs/files/Rules_of_Procedure_for_the_Board_of_Directors__Policy_2026-10.docx
@@ -19,7 +19,7 @@
               <a:graphicData uri="http://schemas.openxmlformats.org/drawingml/2006/picture">
                 <pic:pic>
                   <pic:nvPicPr>
-                    <pic:cNvPr id="0" name="tmpgk_rgy9t.png"/>
+                    <pic:cNvPr id="0" name="tmpcahzz4xf.png"/>
                     <pic:cNvPicPr/>
                   </pic:nvPicPr>
                   <pic:blipFill>
@@ -55,7 +55,11 @@
     <w:p>
       <w:pPr>
         <w:keepNext/>
+        <w:tabs>
+          <w:tab w:pos="731" w:val="left"/>
+        </w:tabs>
         <w:spacing w:before="260" w:after="160"/>
+        <w:ind w:left="731" w:hanging="731"/>
       </w:pPr>
       <w:r>
         <w:rPr>
@@ -65,6 +69,8 @@
           <w:color w:val="1C4076"/>
           <w:sz w:val="28"/>
         </w:rPr>
+        <w:t>1</w:t>
+        <w:tab/>
         <w:t>Introduction</w:t>
       </w:r>
     </w:p>
@@ -133,7 +139,11 @@
     <w:p>
       <w:pPr>
         <w:keepNext/>
+        <w:tabs>
+          <w:tab w:pos="731" w:val="left"/>
+        </w:tabs>
         <w:spacing w:before="260" w:after="160"/>
+        <w:ind w:left="731" w:hanging="731"/>
       </w:pPr>
       <w:r>
         <w:rPr>
@@ -143,6 +153,8 @@
           <w:color w:val="1C4076"/>
           <w:sz w:val="28"/>
         </w:rPr>
+        <w:t>2</w:t>
+        <w:tab/>
         <w:t>Composition and constitution of the Board of Directors</w:t>
       </w:r>
     </w:p>
@@ -304,7 +316,11 @@
     <w:p>
       <w:pPr>
         <w:keepNext/>
+        <w:tabs>
+          <w:tab w:pos="731" w:val="left"/>
+        </w:tabs>
         <w:spacing w:before="260" w:after="160"/>
+        <w:ind w:left="731" w:hanging="731"/>
       </w:pPr>
       <w:r>
         <w:rPr>
@@ -314,6 +330,8 @@
           <w:color w:val="1C4076"/>
           <w:sz w:val="28"/>
         </w:rPr>
+        <w:t>3</w:t>
+        <w:tab/>
         <w:t>Meetings of the Board of Directors</w:t>
       </w:r>
     </w:p>
@@ -1303,7 +1321,11 @@
     <w:p>
       <w:pPr>
         <w:keepNext/>
+        <w:tabs>
+          <w:tab w:pos="731" w:val="left"/>
+        </w:tabs>
         <w:spacing w:before="260" w:after="160"/>
+        <w:ind w:left="731" w:hanging="731"/>
       </w:pPr>
       <w:r>
         <w:rPr>
@@ -1313,6 +1335,8 @@
           <w:color w:val="1C4076"/>
           <w:sz w:val="28"/>
         </w:rPr>
+        <w:t>4</w:t>
+        <w:tab/>
         <w:t>Tasks and duties of the Board of Directors</w:t>
       </w:r>
     </w:p>
@@ -2609,7 +2633,11 @@
     <w:p>
       <w:pPr>
         <w:keepNext/>
+        <w:tabs>
+          <w:tab w:pos="731" w:val="left"/>
+        </w:tabs>
         <w:spacing w:before="260" w:after="160"/>
+        <w:ind w:left="731" w:hanging="731"/>
       </w:pPr>
       <w:r>
         <w:rPr>
@@ -2619,6 +2647,8 @@
           <w:color w:val="1C4076"/>
           <w:sz w:val="28"/>
         </w:rPr>
+        <w:t>5</w:t>
+        <w:tab/>
         <w:t>Committees and other company bodies</w:t>
       </w:r>
     </w:p>
@@ -2842,7 +2872,11 @@
     <w:p>
       <w:pPr>
         <w:keepNext/>
+        <w:tabs>
+          <w:tab w:pos="731" w:val="left"/>
+        </w:tabs>
         <w:spacing w:before="260" w:after="160"/>
+        <w:ind w:left="731" w:hanging="731"/>
       </w:pPr>
       <w:r>
         <w:rPr>
@@ -2852,6 +2886,8 @@
           <w:color w:val="1C4076"/>
           <w:sz w:val="28"/>
         </w:rPr>
+        <w:t>6</w:t>
+        <w:tab/>
         <w:t>Corporate Secretary</w:t>
       </w:r>
     </w:p>
@@ -3035,7 +3071,11 @@
     <w:p>
       <w:pPr>
         <w:keepNext/>
+        <w:tabs>
+          <w:tab w:pos="731" w:val="left"/>
+        </w:tabs>
         <w:spacing w:before="260" w:after="160"/>
+        <w:ind w:left="731" w:hanging="731"/>
       </w:pPr>
       <w:r>
         <w:rPr>
@@ -3045,6 +3085,8 @@
           <w:color w:val="1C4076"/>
           <w:sz w:val="28"/>
         </w:rPr>
+        <w:t>7</w:t>
+        <w:tab/>
         <w:t>Evaluation, competencies and orientation</w:t>
       </w:r>
     </w:p>
@@ -3620,7 +3662,11 @@
     <w:p>
       <w:pPr>
         <w:keepNext/>
+        <w:tabs>
+          <w:tab w:pos="731" w:val="left"/>
+        </w:tabs>
         <w:spacing w:before="260" w:after="160"/>
+        <w:ind w:left="731" w:hanging="731"/>
       </w:pPr>
       <w:r>
         <w:rPr>
@@ -3630,6 +3676,8 @@
           <w:color w:val="1C4076"/>
           <w:sz w:val="28"/>
         </w:rPr>
+        <w:t>8</w:t>
+        <w:tab/>
         <w:t>Conflicts of interest</w:t>
       </w:r>
     </w:p>
@@ -3916,7 +3964,11 @@
     <w:p>
       <w:pPr>
         <w:keepNext/>
+        <w:tabs>
+          <w:tab w:pos="731" w:val="left"/>
+        </w:tabs>
         <w:spacing w:before="260" w:after="160"/>
+        <w:ind w:left="731" w:hanging="731"/>
       </w:pPr>
       <w:r>
         <w:rPr>
@@ -3926,6 +3978,8 @@
           <w:color w:val="1C4076"/>
           <w:sz w:val="28"/>
         </w:rPr>
+        <w:t>9</w:t>
+        <w:tab/>
         <w:t>Confidentiality</w:t>
       </w:r>
     </w:p>
@@ -4025,7 +4079,11 @@
     <w:p>
       <w:pPr>
         <w:keepNext/>
+        <w:tabs>
+          <w:tab w:pos="731" w:val="left"/>
+        </w:tabs>
         <w:spacing w:before="260" w:after="160"/>
+        <w:ind w:left="731" w:hanging="731"/>
       </w:pPr>
       <w:r>
         <w:rPr>
@@ -4035,6 +4093,8 @@
           <w:color w:val="1C4076"/>
           <w:sz w:val="28"/>
         </w:rPr>
+        <w:t>10</w:t>
+        <w:tab/>
         <w:t>Internal rules and insider list</w:t>
       </w:r>
     </w:p>
@@ -4134,7 +4194,11 @@
     <w:p>
       <w:pPr>
         <w:keepNext/>
+        <w:tabs>
+          <w:tab w:pos="731" w:val="left"/>
+        </w:tabs>
         <w:spacing w:before="260" w:after="160"/>
+        <w:ind w:left="731" w:hanging="731"/>
       </w:pPr>
       <w:r>
         <w:rPr>
@@ -4144,6 +4208,8 @@
           <w:color w:val="1C4076"/>
           <w:sz w:val="28"/>
         </w:rPr>
+        <w:t>11</w:t>
+        <w:tab/>
         <w:t>Share register, list of related parties and reporting obligations</w:t>
       </w:r>
     </w:p>
@@ -4337,7 +4403,11 @@
     <w:p>
       <w:pPr>
         <w:keepNext/>
+        <w:tabs>
+          <w:tab w:pos="731" w:val="left"/>
+        </w:tabs>
         <w:spacing w:before="260" w:after="160"/>
+        <w:ind w:left="731" w:hanging="731"/>
       </w:pPr>
       <w:r>
         <w:rPr>
@@ -4347,6 +4417,8 @@
           <w:color w:val="1C4076"/>
           <w:sz w:val="28"/>
         </w:rPr>
+        <w:t>12</w:t>
+        <w:tab/>
         <w:t>Directors’ and officers’ liability insurance and indemnification</w:t>
       </w:r>
     </w:p>
@@ -4415,7 +4487,11 @@
     <w:p>
       <w:pPr>
         <w:keepNext/>
+        <w:tabs>
+          <w:tab w:pos="731" w:val="left"/>
+        </w:tabs>
         <w:spacing w:before="260" w:after="160"/>
+        <w:ind w:left="731" w:hanging="731"/>
       </w:pPr>
       <w:r>
         <w:rPr>
@@ -4425,6 +4501,8 @@
           <w:color w:val="1C4076"/>
           <w:sz w:val="28"/>
         </w:rPr>
+        <w:t>13</w:t>
+        <w:tab/>
         <w:t>Whistleblower system</w:t>
       </w:r>
     </w:p>
@@ -4462,7 +4540,11 @@
     <w:p>
       <w:pPr>
         <w:keepNext/>
+        <w:tabs>
+          <w:tab w:pos="731" w:val="left"/>
+        </w:tabs>
         <w:spacing w:before="260" w:after="160"/>
+        <w:ind w:left="731" w:hanging="731"/>
       </w:pPr>
       <w:r>
         <w:rPr>
@@ -4472,6 +4554,8 @@
           <w:color w:val="1C4076"/>
           <w:sz w:val="28"/>
         </w:rPr>
+        <w:t>14</w:t>
+        <w:tab/>
         <w:t>Disclosure obligations</w:t>
       </w:r>
     </w:p>
@@ -4509,7 +4593,11 @@
     <w:p>
       <w:pPr>
         <w:keepNext/>
+        <w:tabs>
+          <w:tab w:pos="731" w:val="left"/>
+        </w:tabs>
         <w:spacing w:before="260" w:after="160"/>
+        <w:ind w:left="731" w:hanging="731"/>
       </w:pPr>
       <w:r>
         <w:rPr>
@@ -4519,6 +4607,8 @@
           <w:color w:val="1C4076"/>
           <w:sz w:val="28"/>
         </w:rPr>
+        <w:t>15</w:t>
+        <w:tab/>
         <w:t>Takeover scenario</w:t>
       </w:r>
     </w:p>
@@ -4556,7 +4646,11 @@
     <w:p>
       <w:pPr>
         <w:keepNext/>
+        <w:tabs>
+          <w:tab w:pos="731" w:val="left"/>
+        </w:tabs>
         <w:spacing w:before="260" w:after="160"/>
+        <w:ind w:left="731" w:hanging="731"/>
       </w:pPr>
       <w:r>
         <w:rPr>
@@ -4566,6 +4660,8 @@
           <w:color w:val="1C4076"/>
           <w:sz w:val="28"/>
         </w:rPr>
+        <w:t>16</w:t>
+        <w:tab/>
         <w:t>Communication</w:t>
       </w:r>
     </w:p>
@@ -4696,7 +4792,11 @@
     <w:p>
       <w:pPr>
         <w:keepNext/>
+        <w:tabs>
+          <w:tab w:pos="731" w:val="left"/>
+        </w:tabs>
         <w:spacing w:before="260" w:after="160"/>
+        <w:ind w:left="731" w:hanging="731"/>
       </w:pPr>
       <w:r>
         <w:rPr>
@@ -4706,6 +4806,8 @@
           <w:color w:val="1C4076"/>
           <w:sz w:val="28"/>
         </w:rPr>
+        <w:t>17</w:t>
+        <w:tab/>
         <w:t>Review and amendment of the Rules of Procedure</w:t>
       </w:r>
     </w:p>

--- a/docs/files/Rules_of_Procedure_for_the_Board_of_Directors__Policy_2026-10.docx
+++ b/docs/files/Rules_of_Procedure_for_the_Board_of_Directors__Policy_2026-10.docx
@@ -19,7 +19,7 @@
               <a:graphicData uri="http://schemas.openxmlformats.org/drawingml/2006/picture">
                 <pic:pic>
                   <pic:nvPicPr>
-                    <pic:cNvPr id="0" name="tmpcahzz4xf.png"/>
+                    <pic:cNvPr id="0" name="tmpr_r8i1o4.png"/>
                     <pic:cNvPicPr/>
                   </pic:nvPicPr>
                   <pic:blipFill>
@@ -54,12 +54,42 @@
     </w:p>
     <w:p>
       <w:pPr>
+        <w:spacing w:after="160"/>
+      </w:pPr>
+      <w:r>
+        <w:rPr>
+          <w:rFonts w:ascii="Avenir Next LT Pro" w:hAnsi="Avenir Next LT Pro"/>
+          <w:b/>
+          <w:i w:val="0"/>
+          <w:color w:val="1C4076"/>
+          <w:sz w:val="28"/>
+        </w:rPr>
+        <w:t>Contents</w:t>
+      </w:r>
+    </w:p>
+    <w:p>
+      <w:r>
+        <w:fldChar w:fldCharType="begin"/>
+        <w:instrText xml:space="preserve">TOC \o "1-1" \h \z \u</w:instrText>
+        <w:fldChar w:fldCharType="separate"/>
+        <w:t>Right-click and choose “Update Field” to generate the table of contents.</w:t>
+        <w:fldChar w:fldCharType="end"/>
+      </w:r>
+    </w:p>
+    <w:p>
+      <w:r>
+        <w:br w:type="page"/>
+      </w:r>
+    </w:p>
+    <w:p>
+      <w:pPr>
         <w:keepNext/>
         <w:tabs>
           <w:tab w:pos="731" w:val="left"/>
         </w:tabs>
         <w:spacing w:before="260" w:after="160"/>
         <w:ind w:left="731" w:hanging="731"/>
+        <w:outlineLvl w:val="0"/>
       </w:pPr>
       <w:r>
         <w:rPr>
@@ -144,6 +174,7 @@
         </w:tabs>
         <w:spacing w:before="260" w:after="160"/>
         <w:ind w:left="731" w:hanging="731"/>
+        <w:outlineLvl w:val="0"/>
       </w:pPr>
       <w:r>
         <w:rPr>
@@ -321,6 +352,7 @@
         </w:tabs>
         <w:spacing w:before="260" w:after="160"/>
         <w:ind w:left="731" w:hanging="731"/>
+        <w:outlineLvl w:val="0"/>
       </w:pPr>
       <w:r>
         <w:rPr>
@@ -341,7 +373,7 @@
         <w:tabs>
           <w:tab w:pos="731" w:val="left"/>
         </w:tabs>
-        <w:spacing w:before="260" w:after="160"/>
+        <w:spacing w:before="120" w:after="80"/>
         <w:ind w:left="731" w:hanging="731"/>
       </w:pPr>
       <w:r>
@@ -350,7 +382,7 @@
           <w:b/>
           <w:i w:val="0"/>
           <w:color w:val="1C4076"/>
-          <w:sz w:val="28"/>
+          <w:sz w:val="24"/>
         </w:rPr>
         <w:t>3.1</w:t>
         <w:tab/>
@@ -1326,6 +1358,7 @@
         </w:tabs>
         <w:spacing w:before="260" w:after="160"/>
         <w:ind w:left="731" w:hanging="731"/>
+        <w:outlineLvl w:val="0"/>
       </w:pPr>
       <w:r>
         <w:rPr>
@@ -1374,6 +1407,7 @@
     <w:p>
       <w:pPr>
         <w:spacing w:after="200"/>
+        <w:ind w:left="731" w:firstLine="0"/>
         <w:jc w:val="both"/>
       </w:pPr>
       <w:r>
@@ -2638,6 +2672,7 @@
         </w:tabs>
         <w:spacing w:before="260" w:after="160"/>
         <w:ind w:left="731" w:hanging="731"/>
+        <w:outlineLvl w:val="0"/>
       </w:pPr>
       <w:r>
         <w:rPr>
@@ -2877,6 +2912,7 @@
         </w:tabs>
         <w:spacing w:before="260" w:after="160"/>
         <w:ind w:left="731" w:hanging="731"/>
+        <w:outlineLvl w:val="0"/>
       </w:pPr>
       <w:r>
         <w:rPr>
@@ -3076,6 +3112,7 @@
         </w:tabs>
         <w:spacing w:before="260" w:after="160"/>
         <w:ind w:left="731" w:hanging="731"/>
+        <w:outlineLvl w:val="0"/>
       </w:pPr>
       <w:r>
         <w:rPr>
@@ -3667,6 +3704,7 @@
         </w:tabs>
         <w:spacing w:before="260" w:after="160"/>
         <w:ind w:left="731" w:hanging="731"/>
+        <w:outlineLvl w:val="0"/>
       </w:pPr>
       <w:r>
         <w:rPr>
@@ -3969,6 +4007,7 @@
         </w:tabs>
         <w:spacing w:before="260" w:after="160"/>
         <w:ind w:left="731" w:hanging="731"/>
+        <w:outlineLvl w:val="0"/>
       </w:pPr>
       <w:r>
         <w:rPr>
@@ -4084,6 +4123,7 @@
         </w:tabs>
         <w:spacing w:before="260" w:after="160"/>
         <w:ind w:left="731" w:hanging="731"/>
+        <w:outlineLvl w:val="0"/>
       </w:pPr>
       <w:r>
         <w:rPr>
@@ -4199,6 +4239,7 @@
         </w:tabs>
         <w:spacing w:before="260" w:after="160"/>
         <w:ind w:left="731" w:hanging="731"/>
+        <w:outlineLvl w:val="0"/>
       </w:pPr>
       <w:r>
         <w:rPr>
@@ -4408,6 +4449,7 @@
         </w:tabs>
         <w:spacing w:before="260" w:after="160"/>
         <w:ind w:left="731" w:hanging="731"/>
+        <w:outlineLvl w:val="0"/>
       </w:pPr>
       <w:r>
         <w:rPr>
@@ -4492,6 +4534,7 @@
         </w:tabs>
         <w:spacing w:before="260" w:after="160"/>
         <w:ind w:left="731" w:hanging="731"/>
+        <w:outlineLvl w:val="0"/>
       </w:pPr>
       <w:r>
         <w:rPr>
@@ -4545,6 +4588,7 @@
         </w:tabs>
         <w:spacing w:before="260" w:after="160"/>
         <w:ind w:left="731" w:hanging="731"/>
+        <w:outlineLvl w:val="0"/>
       </w:pPr>
       <w:r>
         <w:rPr>
@@ -4598,6 +4642,7 @@
         </w:tabs>
         <w:spacing w:before="260" w:after="160"/>
         <w:ind w:left="731" w:hanging="731"/>
+        <w:outlineLvl w:val="0"/>
       </w:pPr>
       <w:r>
         <w:rPr>
@@ -4651,6 +4696,7 @@
         </w:tabs>
         <w:spacing w:before="260" w:after="160"/>
         <w:ind w:left="731" w:hanging="731"/>
+        <w:outlineLvl w:val="0"/>
       </w:pPr>
       <w:r>
         <w:rPr>
@@ -4797,6 +4843,7 @@
         </w:tabs>
         <w:spacing w:before="260" w:after="160"/>
         <w:ind w:left="731" w:hanging="731"/>
+        <w:outlineLvl w:val="0"/>
       </w:pPr>
       <w:r>
         <w:rPr>
